--- a/装机模拟器模拟赛Ⅰ/数据恢复/数据恢复.docx
+++ b/装机模拟器模拟赛Ⅰ/数据恢复/数据恢复.docx
@@ -101,7 +101,7 @@
           <w:szCs w:val="24"/>
           <w:lang w:val="en-US" w:eastAsia="zh-CN"/>
         </w:rPr>
-        <w:t>你的客户有一个数N，他在他的500GB HDD里面存了N的阶乘，但是由于电脑中了病毒，这个数被篡改了，现在已知被篡改之后的数长度为Len（可能含前导零），后K位正确，客户想让你帮忙修复这个数，佣金$110。</w:t>
+        <w:t>你的客户有一个数N，他在他的500GB HDD里面存了N的阶乘，但是由于电脑中了病毒，这个数被篡改了，现在已知被篡改之后的数只有后K位正确，客户想让你帮忙修复这个数，佣金$110。</w:t>
       </w:r>
     </w:p>
     <w:p>
@@ -167,7 +167,7 @@
           <w:szCs w:val="24"/>
           <w:lang w:val="en-US" w:eastAsia="zh-CN"/>
         </w:rPr>
-        <w:t>第一行3个用空格隔开的整数N, K, Len</w:t>
+        <w:t>第一行2个用空格隔开的非负整数N, K</w:t>
       </w:r>
     </w:p>
     <w:p>
@@ -193,7 +193,7 @@
           <w:szCs w:val="24"/>
           <w:lang w:val="en-US" w:eastAsia="zh-CN"/>
         </w:rPr>
-        <w:t>第二行1个整数表示被篡改后的N的阶乘</w:t>
+        <w:t>第二行1个正整数表示N的阶乘的后K位。</w:t>
       </w:r>
     </w:p>
     <w:bookmarkEnd w:id="3"/>
@@ -356,7 +356,7 @@
           <w:szCs w:val="24"/>
           <w:lang w:val="en-US" w:eastAsia="zh-CN"/>
         </w:rPr>
-        <w:t>9 1 5</w:t>
+        <w:t>9 1</w:t>
       </w:r>
     </w:p>
     <w:p>
@@ -385,7 +385,7 @@
           <w:szCs w:val="24"/>
           <w:lang w:val="en-US" w:eastAsia="zh-CN"/>
         </w:rPr>
-        <w:t>00150</w:t>
+        <w:t>0</w:t>
       </w:r>
     </w:p>
     <w:p>
@@ -466,10 +466,8 @@
           <w:szCs w:val="24"/>
           <w:lang w:val="en-US" w:eastAsia="zh-CN"/>
         </w:rPr>
-        <w:t>20 17 17</w:t>
-      </w:r>
-      <w:bookmarkStart w:id="6" w:name="_GoBack"/>
-      <w:bookmarkEnd w:id="6"/>
+        <w:t xml:space="preserve">20 17 </w:t>
+      </w:r>
     </w:p>
     <w:p>
       <w:pPr>
@@ -523,6 +521,118 @@
     </w:p>
     <w:p>
       <w:pPr>
+        <w:widowControl w:val="0"/>
+        <w:numPr>
+          <w:ilvl w:val="0"/>
+          <w:numId w:val="0"/>
+        </w:numPr>
+        <w:jc w:val="both"/>
+        <w:rPr>
+          <w:rFonts w:hint="eastAsia"/>
+          <w:b w:val="0"/>
+          <w:bCs w:val="0"/>
+          <w:color w:val="auto"/>
+          <w:sz w:val="24"/>
+          <w:szCs w:val="24"/>
+          <w:lang w:val="en-US" w:eastAsia="zh-CN"/>
+        </w:rPr>
+      </w:pPr>
+      <w:r>
+        <w:rPr>
+          <w:rFonts w:hint="eastAsia"/>
+          <w:b w:val="0"/>
+          <w:bCs w:val="0"/>
+          <w:color w:val="auto"/>
+          <w:sz w:val="24"/>
+          <w:szCs w:val="24"/>
+          <w:lang w:val="en-US" w:eastAsia="zh-CN"/>
+        </w:rPr>
+        <w:t>【样例三】</w:t>
+      </w:r>
+    </w:p>
+    <w:p>
+      <w:pPr>
+        <w:widowControl w:val="0"/>
+        <w:numPr>
+          <w:ilvl w:val="0"/>
+          <w:numId w:val="0"/>
+        </w:numPr>
+        <w:jc w:val="both"/>
+        <w:rPr>
+          <w:rFonts w:hint="eastAsia"/>
+          <w:b w:val="0"/>
+          <w:bCs w:val="0"/>
+          <w:color w:val="auto"/>
+          <w:sz w:val="24"/>
+          <w:szCs w:val="24"/>
+          <w:lang w:val="en-US" w:eastAsia="zh-CN"/>
+        </w:rPr>
+      </w:pPr>
+      <w:r>
+        <w:rPr>
+          <w:rFonts w:hint="eastAsia"/>
+          <w:b w:val="0"/>
+          <w:bCs w:val="0"/>
+          <w:color w:val="auto"/>
+          <w:sz w:val="24"/>
+          <w:szCs w:val="24"/>
+          <w:lang w:val="en-US" w:eastAsia="zh-CN"/>
+        </w:rPr>
+        <w:t>20 4</w:t>
+      </w:r>
+    </w:p>
+    <w:p>
+      <w:pPr>
+        <w:widowControl w:val="0"/>
+        <w:numPr>
+          <w:ilvl w:val="0"/>
+          <w:numId w:val="0"/>
+        </w:numPr>
+        <w:jc w:val="both"/>
+        <w:rPr>
+          <w:rFonts w:hint="eastAsia"/>
+          <w:b w:val="0"/>
+          <w:bCs w:val="0"/>
+          <w:color w:val="auto"/>
+          <w:sz w:val="24"/>
+          <w:szCs w:val="24"/>
+          <w:lang w:val="en-US" w:eastAsia="zh-CN"/>
+        </w:rPr>
+      </w:pPr>
+      <w:r>
+        <w:rPr>
+          <w:rFonts w:hint="eastAsia"/>
+          <w:b w:val="0"/>
+          <w:bCs w:val="0"/>
+          <w:color w:val="auto"/>
+          <w:sz w:val="24"/>
+          <w:szCs w:val="24"/>
+          <w:lang w:val="en-US" w:eastAsia="zh-CN"/>
+        </w:rPr>
+        <w:t>0000</w:t>
+      </w:r>
+    </w:p>
+    <w:p>
+      <w:pPr>
+        <w:widowControl w:val="0"/>
+        <w:numPr>
+          <w:ilvl w:val="0"/>
+          <w:numId w:val="0"/>
+        </w:numPr>
+        <w:jc w:val="both"/>
+        <w:rPr>
+          <w:rFonts w:hint="eastAsia"/>
+          <w:b w:val="0"/>
+          <w:bCs w:val="0"/>
+          <w:color w:val="auto"/>
+          <w:sz w:val="24"/>
+          <w:szCs w:val="24"/>
+          <w:lang w:val="en-US" w:eastAsia="zh-CN"/>
+        </w:rPr>
+      </w:pPr>
+    </w:p>
+    <w:p>
+      <w:pPr>
         <w:jc w:val="both"/>
         <w:rPr>
           <w:rFonts w:hint="eastAsia"/>
@@ -652,6 +762,80 @@
           <w:szCs w:val="24"/>
           <w:lang w:val="en-US" w:eastAsia="zh-CN"/>
         </w:rPr>
+        <w:t>2432902008176640</w:t>
+      </w:r>
+      <w:bookmarkStart w:id="6" w:name="_GoBack"/>
+      <w:bookmarkEnd w:id="6"/>
+      <w:r>
+        <w:rPr>
+          <w:rFonts w:hint="eastAsia"/>
+          <w:b w:val="0"/>
+          <w:bCs w:val="0"/>
+          <w:sz w:val="24"/>
+          <w:szCs w:val="24"/>
+          <w:lang w:val="en-US" w:eastAsia="zh-CN"/>
+        </w:rPr>
+        <w:t>000</w:t>
+      </w:r>
+    </w:p>
+    <w:p>
+      <w:pPr>
+        <w:jc w:val="both"/>
+        <w:rPr>
+          <w:rFonts w:hint="eastAsia"/>
+          <w:b w:val="0"/>
+          <w:bCs w:val="0"/>
+          <w:sz w:val="24"/>
+          <w:szCs w:val="24"/>
+          <w:lang w:val="en-US" w:eastAsia="zh-CN"/>
+        </w:rPr>
+      </w:pPr>
+    </w:p>
+    <w:p>
+      <w:pPr>
+        <w:jc w:val="both"/>
+        <w:rPr>
+          <w:rFonts w:hint="eastAsia"/>
+          <w:b w:val="0"/>
+          <w:bCs w:val="0"/>
+          <w:sz w:val="24"/>
+          <w:szCs w:val="24"/>
+          <w:lang w:val="en-US" w:eastAsia="zh-CN"/>
+        </w:rPr>
+      </w:pPr>
+      <w:r>
+        <w:rPr>
+          <w:rFonts w:hint="eastAsia"/>
+          <w:b w:val="0"/>
+          <w:bCs w:val="0"/>
+          <w:sz w:val="24"/>
+          <w:szCs w:val="24"/>
+          <w:lang w:val="en-US" w:eastAsia="zh-CN"/>
+        </w:rPr>
+        <w:t>【样例三】</w:t>
+      </w:r>
+    </w:p>
+    <w:p>
+      <w:pPr>
+        <w:jc w:val="both"/>
+        <w:rPr>
+          <w:rFonts w:hint="eastAsia"/>
+          <w:b w:val="0"/>
+          <w:bCs w:val="0"/>
+          <w:sz w:val="24"/>
+          <w:szCs w:val="24"/>
+          <w:lang w:val="en-US" w:eastAsia="zh-CN"/>
+        </w:rPr>
+      </w:pPr>
+      <w:r>
+        <w:rPr>
+          <w:rFonts w:hint="eastAsia"/>
+          <w:b w:val="0"/>
+          <w:bCs w:val="0"/>
+          <w:sz w:val="24"/>
+          <w:szCs w:val="24"/>
+          <w:lang w:val="en-US" w:eastAsia="zh-CN"/>
+        </w:rPr>
         <w:t>2432902008176640000</w:t>
       </w:r>
     </w:p>
@@ -714,7 +898,7 @@
           <w:szCs w:val="24"/>
           <w:lang w:val="en-US" w:eastAsia="zh-CN"/>
         </w:rPr>
-        <w:t>0 &lt;= N &lt;= 50,0000; Len - 8 &lt;= K &lt;= Len; 0 &lt;= K; 1 &lt;= Len &lt;= 300,0000;</w:t>
+        <w:t xml:space="preserve">0 &lt;= N &lt;= 50,0000; 原数长度 - 15 &lt;= K &lt;= 原数长度; 0 &lt;= K; </w:t>
       </w:r>
     </w:p>
     <w:p>
@@ -762,7 +946,7 @@
           <w:szCs w:val="24"/>
           <w:lang w:val="en-US" w:eastAsia="zh-CN"/>
         </w:rPr>
-        <w:t>保证输入合法，被篡改后的数据可能含前导零，输出时不要带有前导零。</w:t>
+        <w:t>保证输入合法，后K位可能包含前导零，输出时不要带有前导零。</w:t>
       </w:r>
     </w:p>
     <w:sectPr>

--- a/装机模拟器模拟赛Ⅰ/数据恢复/数据恢复.docx
+++ b/装机模拟器模拟赛Ⅰ/数据恢复/数据恢复.docx
@@ -91,7 +91,8 @@
           <w:lang w:val="en-US" w:eastAsia="zh-CN"/>
         </w:rPr>
       </w:pPr>
-      <w:bookmarkStart w:id="2" w:name="OLE_LINK2"/>
+      <w:bookmarkStart w:id="2" w:name="OLE_LINK3"/>
+      <w:bookmarkStart w:id="3" w:name="OLE_LINK2"/>
       <w:r>
         <w:rPr>
           <w:rFonts w:hint="eastAsia"/>
@@ -104,6 +105,7 @@
         <w:t>你的客户有一个数N，他在他的500GB HDD里面存了N的阶乘，但是由于电脑中了病毒，这个数被篡改了，现在已知被篡改之后的数只有后K位正确，客户想让你帮忙修复这个数，佣金$110。</w:t>
       </w:r>
     </w:p>
+    <w:bookmarkEnd w:id="2"/>
     <w:p>
       <w:pPr>
         <w:ind w:firstLine="420" w:firstLineChars="0"/>
@@ -118,7 +120,7 @@
         </w:rPr>
       </w:pPr>
     </w:p>
-    <w:bookmarkEnd w:id="2"/>
+    <w:bookmarkEnd w:id="3"/>
     <w:p>
       <w:pPr>
         <w:jc w:val="both"/>
@@ -157,7 +159,7 @@
           <w:lang w:val="en-US" w:eastAsia="zh-CN"/>
         </w:rPr>
       </w:pPr>
-      <w:bookmarkStart w:id="3" w:name="OLE_LINK4"/>
+      <w:bookmarkStart w:id="4" w:name="OLE_LINK4"/>
       <w:r>
         <w:rPr>
           <w:rFonts w:hint="eastAsia"/>
@@ -196,7 +198,7 @@
         <w:t>第二行1个正整数表示N的阶乘的后K位。</w:t>
       </w:r>
     </w:p>
-    <w:bookmarkEnd w:id="3"/>
+    <w:bookmarkEnd w:id="4"/>
     <w:p>
       <w:pPr>
         <w:ind w:firstLine="420" w:firstLineChars="0"/>
@@ -249,7 +251,8 @@
           <w:lang w:val="en-US" w:eastAsia="zh-CN"/>
         </w:rPr>
       </w:pPr>
-      <w:bookmarkStart w:id="4" w:name="OLE_LINK6"/>
+      <w:bookmarkStart w:id="5" w:name="OLE_LINK7"/>
+      <w:bookmarkStart w:id="6" w:name="OLE_LINK6"/>
       <w:r>
         <w:rPr>
           <w:rFonts w:hint="eastAsia"/>
@@ -262,6 +265,7 @@
         <w:t>一行一个整数表示篡改前的N的阶乘</w:t>
       </w:r>
     </w:p>
+    <w:bookmarkEnd w:id="5"/>
     <w:p>
       <w:pPr>
         <w:ind w:firstLine="420" w:firstLineChars="0"/>
@@ -276,7 +280,7 @@
         </w:rPr>
       </w:pPr>
     </w:p>
-    <w:bookmarkEnd w:id="4"/>
+    <w:bookmarkEnd w:id="6"/>
     <w:p>
       <w:pPr>
         <w:jc w:val="both"/>
@@ -318,6 +322,7 @@
           <w:lang w:val="en-US" w:eastAsia="zh-CN"/>
         </w:rPr>
       </w:pPr>
+      <w:bookmarkStart w:id="7" w:name="OLE_LINK8"/>
       <w:r>
         <w:rPr>
           <w:rFonts w:hint="eastAsia"/>
@@ -612,6 +617,7 @@
         <w:t>0000</w:t>
       </w:r>
     </w:p>
+    <w:bookmarkEnd w:id="7"/>
     <w:p>
       <w:pPr>
         <w:widowControl w:val="0"/>
@@ -667,7 +673,8 @@
           <w:lang w:val="en-US" w:eastAsia="zh-CN"/>
         </w:rPr>
       </w:pPr>
-      <w:bookmarkStart w:id="5" w:name="OLE_LINK9"/>
+      <w:bookmarkStart w:id="8" w:name="OLE_LINK10"/>
+      <w:bookmarkStart w:id="9" w:name="OLE_LINK9"/>
       <w:r>
         <w:rPr>
           <w:rFonts w:hint="eastAsia"/>
@@ -762,20 +769,7 @@
           <w:szCs w:val="24"/>
           <w:lang w:val="en-US" w:eastAsia="zh-CN"/>
         </w:rPr>
-        <w:t>2432902008176640</w:t>
-      </w:r>
-      <w:bookmarkStart w:id="6" w:name="_GoBack"/>
-      <w:bookmarkEnd w:id="6"/>
-      <w:r>
-        <w:rPr>
-          <w:rFonts w:hint="eastAsia"/>
-          <w:b w:val="0"/>
-          <w:bCs w:val="0"/>
-          <w:sz w:val="24"/>
-          <w:szCs w:val="24"/>
-          <w:lang w:val="en-US" w:eastAsia="zh-CN"/>
-        </w:rPr>
-        <w:t>000</w:t>
+        <w:t>2432902008176640000</w:t>
       </w:r>
     </w:p>
     <w:p>
@@ -839,20 +833,21 @@
         <w:t>2432902008176640000</w:t>
       </w:r>
     </w:p>
-    <w:p>
-      <w:pPr>
-        <w:jc w:val="both"/>
-        <w:rPr>
-          <w:rFonts w:hint="eastAsia"/>
-          <w:b w:val="0"/>
-          <w:bCs w:val="0"/>
-          <w:sz w:val="24"/>
-          <w:szCs w:val="24"/>
-          <w:lang w:val="en-US" w:eastAsia="zh-CN"/>
-        </w:rPr>
-      </w:pPr>
-    </w:p>
-    <w:bookmarkEnd w:id="5"/>
+    <w:bookmarkEnd w:id="8"/>
+    <w:p>
+      <w:pPr>
+        <w:jc w:val="both"/>
+        <w:rPr>
+          <w:rFonts w:hint="eastAsia"/>
+          <w:b w:val="0"/>
+          <w:bCs w:val="0"/>
+          <w:sz w:val="24"/>
+          <w:szCs w:val="24"/>
+          <w:lang w:val="en-US" w:eastAsia="zh-CN"/>
+        </w:rPr>
+      </w:pPr>
+    </w:p>
+    <w:bookmarkEnd w:id="9"/>
     <w:p>
       <w:pPr>
         <w:jc w:val="both"/>
@@ -889,6 +884,8 @@
           <w:lang w:val="en-US" w:eastAsia="zh-CN"/>
         </w:rPr>
       </w:pPr>
+      <w:bookmarkStart w:id="10" w:name="OLE_LINK11"/>
+      <w:bookmarkStart w:id="11" w:name="_GoBack"/>
       <w:r>
         <w:rPr>
           <w:rFonts w:hint="eastAsia"/>
@@ -948,7 +945,9 @@
         </w:rPr>
         <w:t>保证输入合法，后K位可能包含前导零，输出时不要带有前导零。</w:t>
       </w:r>
-    </w:p>
+      <w:bookmarkEnd w:id="10"/>
+    </w:p>
+    <w:bookmarkEnd w:id="11"/>
     <w:sectPr>
       <w:pgSz w:w="11906" w:h="16838"/>
       <w:pgMar w:top="1440" w:right="1800" w:bottom="1440" w:left="1800" w:header="851" w:footer="992" w:gutter="0"/>

--- a/装机模拟器模拟赛Ⅰ/数据恢复/数据恢复.docx
+++ b/装机模拟器模拟赛Ⅰ/数据恢复/数据恢复.docx
@@ -564,7 +564,7 @@
         </w:numPr>
         <w:jc w:val="both"/>
         <w:rPr>
-          <w:rFonts w:hint="eastAsia"/>
+          <w:rFonts w:hint="default"/>
           <w:b w:val="0"/>
           <w:bCs w:val="0"/>
           <w:color w:val="auto"/>
@@ -604,6 +604,8 @@
           <w:lang w:val="en-US" w:eastAsia="zh-CN"/>
         </w:rPr>
       </w:pPr>
+      <w:bookmarkStart w:id="11" w:name="_GoBack"/>
+      <w:bookmarkEnd w:id="11"/>
       <w:r>
         <w:rPr>
           <w:rFonts w:hint="eastAsia"/>
@@ -885,7 +887,6 @@
         </w:rPr>
       </w:pPr>
       <w:bookmarkStart w:id="10" w:name="OLE_LINK11"/>
-      <w:bookmarkStart w:id="11" w:name="_GoBack"/>
       <w:r>
         <w:rPr>
           <w:rFonts w:hint="eastAsia"/>
@@ -947,7 +948,6 @@
       </w:r>
       <w:bookmarkEnd w:id="10"/>
     </w:p>
-    <w:bookmarkEnd w:id="11"/>
     <w:sectPr>
       <w:pgSz w:w="11906" w:h="16838"/>
       <w:pgMar w:top="1440" w:right="1800" w:bottom="1440" w:left="1800" w:header="851" w:footer="992" w:gutter="0"/>
@@ -1233,13 +1233,13 @@
       <w:lang w:val="en-US" w:eastAsia="zh-CN" w:bidi="ar-SA"/>
     </w:rPr>
   </w:style>
-  <w:style w:type="character" w:default="1" w:styleId="3">
+  <w:style w:type="character" w:default="1" w:styleId="4">
     <w:name w:val="Default Paragraph Font"/>
     <w:semiHidden/>
     <w:qFormat/>
     <w:uiPriority w:val="0"/>
   </w:style>
-  <w:style w:type="table" w:default="1" w:styleId="5">
+  <w:style w:type="table" w:default="1" w:styleId="3">
     <w:name w:val="Normal Table"/>
     <w:semiHidden/>
     <w:qFormat/>
@@ -1288,9 +1288,9 @@
       <w:lang w:val="en-US" w:eastAsia="zh-CN" w:bidi="ar"/>
     </w:rPr>
   </w:style>
-  <w:style w:type="character" w:styleId="4">
+  <w:style w:type="character" w:styleId="5">
     <w:name w:val="HTML Code"/>
-    <w:basedOn w:val="3"/>
+    <w:basedOn w:val="4"/>
     <w:qFormat/>
     <w:uiPriority w:val="0"/>
     <w:rPr>
